--- a/data/outputs/v2/General_Science/SS2.3_Chemical_Bonding/General_Science_Chemical_Bonding_SummaryTable.docx
+++ b/data/outputs/v2/General_Science/SS2.3_Chemical_Bonding/General_Science_Chemical_Bonding_SummaryTable.docx
@@ -38,6 +38,177 @@
           <w:szCs w:val="22"/>
         </w:rPr>
         <w:t xml:space="preserve">Sub-Strand 2.3: Chemical Bonding — Teacher Reference (Pre-filled)</w:t>
+      </w:r>
+    </w:p>
+    <w:p>
+      <w:pPr>
+        <w:spacing w:after="80" w:before="120"/>
+      </w:pPr>
+      <w:r>
+        <w:rPr>
+          <w:rFonts w:ascii="Arial" w:cs="Arial" w:eastAsia="Arial" w:hAnsi="Arial"/>
+          <w:b/>
+          <w:bCs/>
+          <w:color w:val="1F3864"/>
+          <w:sz w:val="20"/>
+          <w:szCs w:val="20"/>
+        </w:rPr>
+        <w:t xml:space="preserve">ATTRIBUTION AND LICENSING</w:t>
+      </w:r>
+    </w:p>
+    <w:p>
+      <w:pPr>
+        <w:spacing w:after="60" w:before="0"/>
+      </w:pPr>
+      <w:r>
+        <w:rPr>
+          <w:rFonts w:ascii="Arial" w:cs="Arial" w:eastAsia="Arial" w:hAnsi="Arial"/>
+          <w:b/>
+          <w:bCs/>
+          <w:sz w:val="17"/>
+          <w:szCs w:val="17"/>
+        </w:rPr>
+        <w:t xml:space="preserve">Curriculum Alignment: </w:t>
+      </w:r>
+      <w:r>
+        <w:rPr>
+          <w:rFonts w:ascii="Arial" w:cs="Arial" w:eastAsia="Arial" w:hAnsi="Arial"/>
+          <w:sz w:val="17"/>
+          <w:szCs w:val="17"/>
+        </w:rPr>
+        <w:t xml:space="preserve">Structured in pedagogical alignment with the competence-based curriculum format and learning outcomes established by the Kenya Institute of Curriculum Development (KICD). This material is independently developed and is not officially endorsed or published by KICD.</w:t>
+      </w:r>
+    </w:p>
+    <w:p>
+      <w:pPr>
+        <w:spacing w:after="60" w:before="0"/>
+      </w:pPr>
+      <w:r>
+        <w:rPr>
+          <w:rFonts w:ascii="Arial" w:cs="Arial" w:eastAsia="Arial" w:hAnsi="Arial"/>
+          <w:b/>
+          <w:bCs/>
+          <w:sz w:val="17"/>
+          <w:szCs w:val="17"/>
+        </w:rPr>
+        <w:t xml:space="preserve">Content &amp; Pedagogy: </w:t>
+      </w:r>
+      <w:r>
+        <w:rPr>
+          <w:rFonts w:ascii="Arial" w:cs="Arial" w:eastAsia="Arial" w:hAnsi="Arial"/>
+          <w:sz w:val="17"/>
+          <w:szCs w:val="17"/>
+        </w:rPr>
+        <w:t xml:space="preserve">Developed and adapted by the educator team at SeaVuria (registered 501(c)(3) in the United States and registered NGO in Kenya, No. 872-850A-BF11), who designed the pedagogical framework, lesson templates and exemplar lessons on which this material is based.</w:t>
+      </w:r>
+    </w:p>
+    <w:p>
+      <w:pPr>
+        <w:spacing w:after="60" w:before="0"/>
+      </w:pPr>
+      <w:r>
+        <w:rPr>
+          <w:rFonts w:ascii="Arial" w:cs="Arial" w:eastAsia="Arial" w:hAnsi="Arial"/>
+          <w:b/>
+          <w:bCs/>
+          <w:sz w:val="17"/>
+          <w:szCs w:val="17"/>
+        </w:rPr>
+        <w:t xml:space="preserve">Production &amp; Layout: </w:t>
+      </w:r>
+      <w:r>
+        <w:rPr>
+          <w:rFonts w:ascii="Arial" w:cs="Arial" w:eastAsia="Arial" w:hAnsi="Arial"/>
+          <w:sz w:val="17"/>
+          <w:szCs w:val="17"/>
+        </w:rPr>
+        <w:t xml:space="preserve">Educational design and curriculum sequencing by SeaVuria. Technical layout, structural formatting, and digital optimization/implementation executed in partnership with ARES Education (registered 501(c)(3) in the United States and Canada (as Afretech Aid) and registered NGO in Kenya), with lesson drafting and compilation assisted by AI (Claude, Anthropic).</w:t>
+      </w:r>
+    </w:p>
+    <w:p>
+      <w:pPr>
+        <w:pBdr>
+          <w:bottom w:val="single" w:color="1F3864" w:sz="6" w:space="6"/>
+        </w:pBdr>
+        <w:spacing w:after="60" w:before="0"/>
+      </w:pPr>
+      <w:r>
+        <w:rPr>
+          <w:rFonts w:ascii="Arial" w:cs="Arial" w:eastAsia="Arial" w:hAnsi="Arial"/>
+          <w:b/>
+          <w:bCs/>
+          <w:sz w:val="17"/>
+          <w:szCs w:val="17"/>
+        </w:rPr>
+        <w:t xml:space="preserve">Licensing &amp; Copyright: </w:t>
+      </w:r>
+      <w:r>
+        <w:rPr>
+          <w:rFonts w:ascii="Arial" w:cs="Arial" w:eastAsia="Arial" w:hAnsi="Arial"/>
+          <w:sz w:val="17"/>
+          <w:szCs w:val="17"/>
+        </w:rPr>
+        <w:t xml:space="preserve">© 2026 SeaVuria and ARES. This work is licensed under a </w:t>
+      </w:r>
+      <w:hyperlink w:history="1" r:id="rIdtzf2jlmofmsbj_zsl_yev">
+        <w:r>
+          <w:rPr>
+            <w:rFonts w:ascii="Arial" w:cs="Arial" w:eastAsia="Arial" w:hAnsi="Arial"/>
+            <w:color w:val="1F6B75"/>
+            <w:sz w:val="17"/>
+            <w:szCs w:val="17"/>
+            <w:u w:val="single" w:color="1F6B75"/>
+          </w:rPr>
+          <w:t xml:space="preserve">Creative Commons Attribution-NonCommercial 4.0 International License</w:t>
+        </w:r>
+      </w:hyperlink>
+      <w:r>
+        <w:rPr>
+          <w:rFonts w:ascii="Arial" w:cs="Arial" w:eastAsia="Arial" w:hAnsi="Arial"/>
+          <w:sz w:val="17"/>
+          <w:szCs w:val="17"/>
+        </w:rPr>
+        <w:t xml:space="preserve"> (</w:t>
+      </w:r>
+      <w:hyperlink w:history="1" r:id="rIdc-y4_dx6rn6j0aukriu7b">
+        <w:r>
+          <w:rPr>
+            <w:rFonts w:ascii="Arial" w:cs="Arial" w:eastAsia="Arial" w:hAnsi="Arial"/>
+            <w:color w:val="1F6B75"/>
+            <w:sz w:val="17"/>
+            <w:szCs w:val="17"/>
+            <w:u w:val="single" w:color="1F6B75"/>
+          </w:rPr>
+          <w:t xml:space="preserve">CC BY-NC 4.0</w:t>
+        </w:r>
+      </w:hyperlink>
+      <w:r>
+        <w:rPr>
+          <w:rFonts w:ascii="Arial" w:cs="Arial" w:eastAsia="Arial" w:hAnsi="Arial"/>
+          <w:sz w:val="17"/>
+          <w:szCs w:val="17"/>
+        </w:rPr>
+        <w:t xml:space="preserve">). To view a copy of this license, visit </w:t>
+      </w:r>
+      <w:hyperlink w:history="1" r:id="rIddbt5phhqgpehxol-ebq4k">
+        <w:r>
+          <w:rPr>
+            <w:rFonts w:ascii="Arial" w:cs="Arial" w:eastAsia="Arial" w:hAnsi="Arial"/>
+            <w:color w:val="1F6B75"/>
+            <w:sz w:val="17"/>
+            <w:szCs w:val="17"/>
+            <w:u w:val="single" w:color="1F6B75"/>
+          </w:rPr>
+          <w:t xml:space="preserve">https://creativecommons.org/licenses/by-nc/4.0/</w:t>
+        </w:r>
+      </w:hyperlink>
+      <w:r>
+        <w:rPr>
+          <w:rFonts w:ascii="Arial" w:cs="Arial" w:eastAsia="Arial" w:hAnsi="Arial"/>
+          <w:sz w:val="17"/>
+          <w:szCs w:val="17"/>
+        </w:rPr>
+        <w:t xml:space="preserve">. You are free to copy, redistribute, and adapt this material in any medium or format, provided appropriate credit is given and the material is not used for commercial purposes. KICD learning outcomes and curriculum designations reproduced here for alignment purposes remain the property of KICD and are not covered by this license. Linked external resources (e.g. CK-12, Khan Academy, PhET) are subject to their own licenses.</w:t>
       </w:r>
     </w:p>
     <w:p>

--- a/data/outputs/v2/General_Science/SS2.3_Chemical_Bonding/General_Science_Chemical_Bonding_SummaryTable.docx
+++ b/data/outputs/v2/General_Science/SS2.3_Chemical_Bonding/General_Science_Chemical_Bonding_SummaryTable.docx
@@ -38,177 +38,6 @@
           <w:szCs w:val="22"/>
         </w:rPr>
         <w:t xml:space="preserve">Sub-Strand 2.3: Chemical Bonding — Teacher Reference (Pre-filled)</w:t>
-      </w:r>
-    </w:p>
-    <w:p>
-      <w:pPr>
-        <w:spacing w:after="80" w:before="120"/>
-      </w:pPr>
-      <w:r>
-        <w:rPr>
-          <w:rFonts w:ascii="Arial" w:cs="Arial" w:eastAsia="Arial" w:hAnsi="Arial"/>
-          <w:b/>
-          <w:bCs/>
-          <w:color w:val="1F3864"/>
-          <w:sz w:val="20"/>
-          <w:szCs w:val="20"/>
-        </w:rPr>
-        <w:t xml:space="preserve">ATTRIBUTION AND LICENSING</w:t>
-      </w:r>
-    </w:p>
-    <w:p>
-      <w:pPr>
-        <w:spacing w:after="60" w:before="0"/>
-      </w:pPr>
-      <w:r>
-        <w:rPr>
-          <w:rFonts w:ascii="Arial" w:cs="Arial" w:eastAsia="Arial" w:hAnsi="Arial"/>
-          <w:b/>
-          <w:bCs/>
-          <w:sz w:val="17"/>
-          <w:szCs w:val="17"/>
-        </w:rPr>
-        <w:t xml:space="preserve">Curriculum Alignment: </w:t>
-      </w:r>
-      <w:r>
-        <w:rPr>
-          <w:rFonts w:ascii="Arial" w:cs="Arial" w:eastAsia="Arial" w:hAnsi="Arial"/>
-          <w:sz w:val="17"/>
-          <w:szCs w:val="17"/>
-        </w:rPr>
-        <w:t xml:space="preserve">Structured in pedagogical alignment with the competence-based curriculum format and learning outcomes established by the Kenya Institute of Curriculum Development (KICD). This material is independently developed and is not officially endorsed or published by KICD.</w:t>
-      </w:r>
-    </w:p>
-    <w:p>
-      <w:pPr>
-        <w:spacing w:after="60" w:before="0"/>
-      </w:pPr>
-      <w:r>
-        <w:rPr>
-          <w:rFonts w:ascii="Arial" w:cs="Arial" w:eastAsia="Arial" w:hAnsi="Arial"/>
-          <w:b/>
-          <w:bCs/>
-          <w:sz w:val="17"/>
-          <w:szCs w:val="17"/>
-        </w:rPr>
-        <w:t xml:space="preserve">Content &amp; Pedagogy: </w:t>
-      </w:r>
-      <w:r>
-        <w:rPr>
-          <w:rFonts w:ascii="Arial" w:cs="Arial" w:eastAsia="Arial" w:hAnsi="Arial"/>
-          <w:sz w:val="17"/>
-          <w:szCs w:val="17"/>
-        </w:rPr>
-        <w:t xml:space="preserve">Developed and adapted by the educator team at SeaVuria (registered 501(c)(3) in the United States and registered NGO in Kenya, No. 872-850A-BF11), who designed the pedagogical framework, lesson templates and exemplar lessons on which this material is based.</w:t>
-      </w:r>
-    </w:p>
-    <w:p>
-      <w:pPr>
-        <w:spacing w:after="60" w:before="0"/>
-      </w:pPr>
-      <w:r>
-        <w:rPr>
-          <w:rFonts w:ascii="Arial" w:cs="Arial" w:eastAsia="Arial" w:hAnsi="Arial"/>
-          <w:b/>
-          <w:bCs/>
-          <w:sz w:val="17"/>
-          <w:szCs w:val="17"/>
-        </w:rPr>
-        <w:t xml:space="preserve">Production &amp; Layout: </w:t>
-      </w:r>
-      <w:r>
-        <w:rPr>
-          <w:rFonts w:ascii="Arial" w:cs="Arial" w:eastAsia="Arial" w:hAnsi="Arial"/>
-          <w:sz w:val="17"/>
-          <w:szCs w:val="17"/>
-        </w:rPr>
-        <w:t xml:space="preserve">Educational design and curriculum sequencing by SeaVuria. Technical layout, structural formatting, and digital optimization/implementation executed in partnership with ARES Education (registered 501(c)(3) in the United States and Canada (as Afretech Aid) and registered NGO in Kenya), with lesson drafting and compilation assisted by AI (Claude, Anthropic).</w:t>
-      </w:r>
-    </w:p>
-    <w:p>
-      <w:pPr>
-        <w:pBdr>
-          <w:bottom w:val="single" w:color="1F3864" w:sz="6" w:space="6"/>
-        </w:pBdr>
-        <w:spacing w:after="60" w:before="0"/>
-      </w:pPr>
-      <w:r>
-        <w:rPr>
-          <w:rFonts w:ascii="Arial" w:cs="Arial" w:eastAsia="Arial" w:hAnsi="Arial"/>
-          <w:b/>
-          <w:bCs/>
-          <w:sz w:val="17"/>
-          <w:szCs w:val="17"/>
-        </w:rPr>
-        <w:t xml:space="preserve">Licensing &amp; Copyright: </w:t>
-      </w:r>
-      <w:r>
-        <w:rPr>
-          <w:rFonts w:ascii="Arial" w:cs="Arial" w:eastAsia="Arial" w:hAnsi="Arial"/>
-          <w:sz w:val="17"/>
-          <w:szCs w:val="17"/>
-        </w:rPr>
-        <w:t xml:space="preserve">© 2026 SeaVuria and ARES. This work is licensed under a </w:t>
-      </w:r>
-      <w:hyperlink w:history="1" r:id="rIdtzf2jlmofmsbj_zsl_yev">
-        <w:r>
-          <w:rPr>
-            <w:rFonts w:ascii="Arial" w:cs="Arial" w:eastAsia="Arial" w:hAnsi="Arial"/>
-            <w:color w:val="1F6B75"/>
-            <w:sz w:val="17"/>
-            <w:szCs w:val="17"/>
-            <w:u w:val="single" w:color="1F6B75"/>
-          </w:rPr>
-          <w:t xml:space="preserve">Creative Commons Attribution-NonCommercial 4.0 International License</w:t>
-        </w:r>
-      </w:hyperlink>
-      <w:r>
-        <w:rPr>
-          <w:rFonts w:ascii="Arial" w:cs="Arial" w:eastAsia="Arial" w:hAnsi="Arial"/>
-          <w:sz w:val="17"/>
-          <w:szCs w:val="17"/>
-        </w:rPr>
-        <w:t xml:space="preserve"> (</w:t>
-      </w:r>
-      <w:hyperlink w:history="1" r:id="rIdc-y4_dx6rn6j0aukriu7b">
-        <w:r>
-          <w:rPr>
-            <w:rFonts w:ascii="Arial" w:cs="Arial" w:eastAsia="Arial" w:hAnsi="Arial"/>
-            <w:color w:val="1F6B75"/>
-            <w:sz w:val="17"/>
-            <w:szCs w:val="17"/>
-            <w:u w:val="single" w:color="1F6B75"/>
-          </w:rPr>
-          <w:t xml:space="preserve">CC BY-NC 4.0</w:t>
-        </w:r>
-      </w:hyperlink>
-      <w:r>
-        <w:rPr>
-          <w:rFonts w:ascii="Arial" w:cs="Arial" w:eastAsia="Arial" w:hAnsi="Arial"/>
-          <w:sz w:val="17"/>
-          <w:szCs w:val="17"/>
-        </w:rPr>
-        <w:t xml:space="preserve">). To view a copy of this license, visit </w:t>
-      </w:r>
-      <w:hyperlink w:history="1" r:id="rIddbt5phhqgpehxol-ebq4k">
-        <w:r>
-          <w:rPr>
-            <w:rFonts w:ascii="Arial" w:cs="Arial" w:eastAsia="Arial" w:hAnsi="Arial"/>
-            <w:color w:val="1F6B75"/>
-            <w:sz w:val="17"/>
-            <w:szCs w:val="17"/>
-            <w:u w:val="single" w:color="1F6B75"/>
-          </w:rPr>
-          <w:t xml:space="preserve">https://creativecommons.org/licenses/by-nc/4.0/</w:t>
-        </w:r>
-      </w:hyperlink>
-      <w:r>
-        <w:rPr>
-          <w:rFonts w:ascii="Arial" w:cs="Arial" w:eastAsia="Arial" w:hAnsi="Arial"/>
-          <w:sz w:val="17"/>
-          <w:szCs w:val="17"/>
-        </w:rPr>
-        <w:t xml:space="preserve">. You are free to copy, redistribute, and adapt this material in any medium or format, provided appropriate credit is given and the material is not used for commercial purposes. KICD learning outcomes and curriculum designations reproduced here for alignment purposes remain the property of KICD and are not covered by this license. Linked external resources (e.g. CK-12, Khan Academy, PhET) are subject to their own licenses.</w:t>
       </w:r>
     </w:p>
     <w:p>
@@ -1848,6 +1677,185 @@
         </w:tc>
       </w:tr>
     </w:tbl>
+    <w:p>
+      <w:pPr>
+        <w:spacing w:after="120"/>
+      </w:pPr>
+      <w:r>
+        <w:t xml:space="preserve"/>
+      </w:r>
+    </w:p>
+    <w:p>
+      <w:pPr>
+        <w:spacing w:after="80" w:before="120"/>
+      </w:pPr>
+      <w:r>
+        <w:rPr>
+          <w:rFonts w:ascii="Arial" w:cs="Arial" w:eastAsia="Arial" w:hAnsi="Arial"/>
+          <w:b/>
+          <w:bCs/>
+          <w:color w:val="1F3864"/>
+          <w:sz w:val="20"/>
+          <w:szCs w:val="20"/>
+        </w:rPr>
+        <w:t xml:space="preserve">ATTRIBUTION AND LICENSING</w:t>
+      </w:r>
+    </w:p>
+    <w:p>
+      <w:pPr>
+        <w:spacing w:after="60" w:before="0"/>
+      </w:pPr>
+      <w:r>
+        <w:rPr>
+          <w:rFonts w:ascii="Arial" w:cs="Arial" w:eastAsia="Arial" w:hAnsi="Arial"/>
+          <w:b/>
+          <w:bCs/>
+          <w:sz w:val="17"/>
+          <w:szCs w:val="17"/>
+        </w:rPr>
+        <w:t xml:space="preserve">Curriculum Alignment: </w:t>
+      </w:r>
+      <w:r>
+        <w:rPr>
+          <w:rFonts w:ascii="Arial" w:cs="Arial" w:eastAsia="Arial" w:hAnsi="Arial"/>
+          <w:sz w:val="17"/>
+          <w:szCs w:val="17"/>
+        </w:rPr>
+        <w:t xml:space="preserve">Structured in pedagogical alignment with the competence-based curriculum format and learning outcomes established by the Kenya Institute of Curriculum Development (KICD). This material is independently developed and is not officially endorsed or published by KICD.</w:t>
+      </w:r>
+    </w:p>
+    <w:p>
+      <w:pPr>
+        <w:spacing w:after="60" w:before="0"/>
+      </w:pPr>
+      <w:r>
+        <w:rPr>
+          <w:rFonts w:ascii="Arial" w:cs="Arial" w:eastAsia="Arial" w:hAnsi="Arial"/>
+          <w:b/>
+          <w:bCs/>
+          <w:sz w:val="17"/>
+          <w:szCs w:val="17"/>
+        </w:rPr>
+        <w:t xml:space="preserve">Content &amp; Pedagogy: </w:t>
+      </w:r>
+      <w:r>
+        <w:rPr>
+          <w:rFonts w:ascii="Arial" w:cs="Arial" w:eastAsia="Arial" w:hAnsi="Arial"/>
+          <w:sz w:val="17"/>
+          <w:szCs w:val="17"/>
+        </w:rPr>
+        <w:t xml:space="preserve">Developed and adapted by the educator team at SeaVuria (registered 501(c)(3) in the United States and registered NGO in Kenya, No. 872-850A-BF11), who designed the pedagogical framework, lesson templates and exemplar lessons on which this material is based.</w:t>
+      </w:r>
+    </w:p>
+    <w:p>
+      <w:pPr>
+        <w:spacing w:after="60" w:before="0"/>
+      </w:pPr>
+      <w:r>
+        <w:rPr>
+          <w:rFonts w:ascii="Arial" w:cs="Arial" w:eastAsia="Arial" w:hAnsi="Arial"/>
+          <w:b/>
+          <w:bCs/>
+          <w:sz w:val="17"/>
+          <w:szCs w:val="17"/>
+        </w:rPr>
+        <w:t xml:space="preserve">Production &amp; Layout: </w:t>
+      </w:r>
+      <w:r>
+        <w:rPr>
+          <w:rFonts w:ascii="Arial" w:cs="Arial" w:eastAsia="Arial" w:hAnsi="Arial"/>
+          <w:sz w:val="17"/>
+          <w:szCs w:val="17"/>
+        </w:rPr>
+        <w:t xml:space="preserve">Educational design and curriculum sequencing by SeaVuria. Technical layout, structural formatting, and digital optimization/implementation executed in partnership with ARES Education (registered 501(c)(3) in the United States and Canada (as Afretech Aid) and registered NGO in Kenya), with lesson drafting and compilation assisted by AI (Claude, Anthropic).</w:t>
+      </w:r>
+    </w:p>
+    <w:p>
+      <w:pPr>
+        <w:pBdr>
+          <w:bottom w:val="single" w:color="1F3864" w:sz="6" w:space="6"/>
+        </w:pBdr>
+        <w:spacing w:after="60" w:before="0"/>
+      </w:pPr>
+      <w:r>
+        <w:rPr>
+          <w:rFonts w:ascii="Arial" w:cs="Arial" w:eastAsia="Arial" w:hAnsi="Arial"/>
+          <w:b/>
+          <w:bCs/>
+          <w:sz w:val="17"/>
+          <w:szCs w:val="17"/>
+        </w:rPr>
+        <w:t xml:space="preserve">Licensing &amp; Copyright: </w:t>
+      </w:r>
+      <w:r>
+        <w:rPr>
+          <w:rFonts w:ascii="Arial" w:cs="Arial" w:eastAsia="Arial" w:hAnsi="Arial"/>
+          <w:sz w:val="17"/>
+          <w:szCs w:val="17"/>
+        </w:rPr>
+        <w:t xml:space="preserve">© 2026 SeaVuria and ARES. This work is licensed under a </w:t>
+      </w:r>
+      <w:hyperlink w:history="1" r:id="rIdjr9oiwfdccqupkt6qsbkr">
+        <w:r>
+          <w:rPr>
+            <w:rFonts w:ascii="Arial" w:cs="Arial" w:eastAsia="Arial" w:hAnsi="Arial"/>
+            <w:color w:val="1F6B75"/>
+            <w:sz w:val="17"/>
+            <w:szCs w:val="17"/>
+            <w:u w:val="single" w:color="1F6B75"/>
+          </w:rPr>
+          <w:t xml:space="preserve">Creative Commons Attribution-NonCommercial 4.0 International License</w:t>
+        </w:r>
+      </w:hyperlink>
+      <w:r>
+        <w:rPr>
+          <w:rFonts w:ascii="Arial" w:cs="Arial" w:eastAsia="Arial" w:hAnsi="Arial"/>
+          <w:sz w:val="17"/>
+          <w:szCs w:val="17"/>
+        </w:rPr>
+        <w:t xml:space="preserve"> (</w:t>
+      </w:r>
+      <w:hyperlink w:history="1" r:id="rId-daar7fzsp5wqpbddo1rz">
+        <w:r>
+          <w:rPr>
+            <w:rFonts w:ascii="Arial" w:cs="Arial" w:eastAsia="Arial" w:hAnsi="Arial"/>
+            <w:color w:val="1F6B75"/>
+            <w:sz w:val="17"/>
+            <w:szCs w:val="17"/>
+            <w:u w:val="single" w:color="1F6B75"/>
+          </w:rPr>
+          <w:t xml:space="preserve">CC BY-NC 4.0</w:t>
+        </w:r>
+      </w:hyperlink>
+      <w:r>
+        <w:rPr>
+          <w:rFonts w:ascii="Arial" w:cs="Arial" w:eastAsia="Arial" w:hAnsi="Arial"/>
+          <w:sz w:val="17"/>
+          <w:szCs w:val="17"/>
+        </w:rPr>
+        <w:t xml:space="preserve">). To view a copy of this license, visit </w:t>
+      </w:r>
+      <w:hyperlink w:history="1" r:id="rIdwsswm3npsxtugvgfmam8-">
+        <w:r>
+          <w:rPr>
+            <w:rFonts w:ascii="Arial" w:cs="Arial" w:eastAsia="Arial" w:hAnsi="Arial"/>
+            <w:color w:val="1F6B75"/>
+            <w:sz w:val="17"/>
+            <w:szCs w:val="17"/>
+            <w:u w:val="single" w:color="1F6B75"/>
+          </w:rPr>
+          <w:t xml:space="preserve">https://creativecommons.org/licenses/by-nc/4.0/</w:t>
+        </w:r>
+      </w:hyperlink>
+      <w:r>
+        <w:rPr>
+          <w:rFonts w:ascii="Arial" w:cs="Arial" w:eastAsia="Arial" w:hAnsi="Arial"/>
+          <w:sz w:val="17"/>
+          <w:szCs w:val="17"/>
+        </w:rPr>
+        <w:t xml:space="preserve">. You are free to copy, redistribute, and adapt this material in any medium or format, provided appropriate credit is given and the material is not used for commercial purposes. KICD learning outcomes and curriculum designations reproduced here for alignment purposes remain the property of KICD and are not covered by this license. Linked external resources (e.g. CK-12, Khan Academy, PhET) are subject to their own licenses.</w:t>
+      </w:r>
+    </w:p>
     <w:sectPr>
       <w:pgSz w:w="15840" w:h="12240" w:orient="landscape"/>
       <w:pgMar w:top="1080" w:right="1080" w:bottom="1080" w:left="1080" w:header="708" w:footer="708" w:gutter="0"/>

--- a/data/outputs/v2/General_Science/SS2.3_Chemical_Bonding/General_Science_Chemical_Bonding_SummaryTable.docx
+++ b/data/outputs/v2/General_Science/SS2.3_Chemical_Bonding/General_Science_Chemical_Bonding_SummaryTable.docx
@@ -564,7 +564,7 @@
                 <w:sz w:val="18"/>
                 <w:szCs w:val="18"/>
               </w:rPr>
-              <w:t xml:space="preserve">Students handled and examined three household objects — an aluminium sufuria (or sufuria lid), a graphite pencil, and a pinch of table salt (NaCl) — and recorded observations about their appearance, texture, hardness, and behaviour when tested for electrical conductivity with a simple circuit board. All three appeared as grey/white solids, yet they responded differently: the sufuria conducted electricity readily; the graphite pencil lead conducted weakly; the salt conducted only when dissolved in water. Teachers should note that at this stage students have NOT yet received instruction — the activity is purely phenomenological. Expect surprise and productive confusion, especially about graphite conducting electricity despite being a non-metal.</w:t>
+              <w:t xml:space="preserve">Students observed a live conductivity demonstration using a 1.5 V battery-and-bulb circuit with three Kenyan household items: table salt (from the coast), aluminium sufuria wire, and a graphite rod from a used AA battery. They saw that aluminium conducted immediately, dry salt did not conduct, dissolved salt did conduct, and — most surprisingly — graphite also conducted electricity even though it is a non-metal.</w:t>
             </w:r>
           </w:p>
         </w:tc>
@@ -596,7 +596,7 @@
                 <w:sz w:val="18"/>
                 <w:szCs w:val="18"/>
               </w:rPr>
-              <w:t xml:space="preserve">Students surfaced and documented prior knowledge and misconceptions about electrical conductivity, melting points, and mechanical properties of common solids. Key baseline ideas that typically emerge include: 'metals conduct, non-metals don't' (a useful but incomplete rule students will refine), 'hard things have high melting points', and 'salt dissolves so it must be soft'. These ideas should be recorded verbatim on the Driving Question Board (DQB) and revisited in every subsequent lesson. Pedagogical note: resist the urge to correct misconceptions now — eliciting them authentically is the lesson's core purpose.</w:t>
+              <w:t xml:space="preserve">Students surfaced and documented their prior knowledge and misconceptions about electrical conductivity, melting points, and mechanical properties of solids. They learned that their existing rule ('only metals conduct') is insufficient to explain all the evidence, and they identified specific gaps in their understanding that the unit will address.</w:t>
             </w:r>
           </w:p>
         </w:tc>
@@ -628,7 +628,7 @@
                 <w:sz w:val="18"/>
                 <w:szCs w:val="18"/>
               </w:rPr>
-              <w:t xml:space="preserve">No formal explanation is constructed in Lesson 1. Instead, the teacher anchors the entire unit by framing the three objects as an unresolved mystery: 'We will spend the next eight lessons building the explanation from the inside out — starting with the atoms themselves.' The teacher introduces the DQB and records the class's best current explanations alongside their questions. Students write an individual 'prediction letter' describing what they think is happening inside each solid; these are sealed and returned in Lesson 8 for self-assessment. Pedagogical note: the prediction letter is a metacognitive anchor — it makes prior knowledge visible and creates a personal stake in the unit's resolution.</w:t>
+              <w:t xml:space="preserve">No explanations of bond types or particle structure were provided in this lesson. The lesson's purpose was to open the inquiry, not close it. The three items remain mysterious. Students have committed their initial predictions and initial models to their science journals — these will be revised and explained across Lessons 2–8 as each bond type (ionic, metallic, covalent/giant covalent) is introduced.</w:t>
             </w:r>
           </w:p>
         </w:tc>
@@ -713,7 +713,7 @@
                 <w:sz w:val="18"/>
                 <w:szCs w:val="18"/>
               </w:rPr>
-              <w:t xml:space="preserve">Students retrieved and reviewed the periodic table, focusing on Group 1, Group 6/7, and Group 13 elements relevant to the three kitchen items (Na, Cl, Al, C). Using electron configuration cards (or a projected periodic table), they identified the number of valence electrons for each element and recorded Lewis dot symbols. The teacher used cold-calling (minimum 4 students per question) with 10–15 seconds of wait time before accepting answers, ensuring broad participation. Students then used a structured prediction template to forecast: (a) what type of bonding each substance would exhibit, and (b) which physical properties they would expect as a result.</w:t>
+              <w:t xml:space="preserve">Three kitchen items — a lump of Kenyan coastal salt (NaCl), a length of aluminium sufuria wire, and a graphite rod from a used AA battery — displayed on the demonstration desk. No testing was done in this lesson; learners observed the items visually and by recall only.</w:t>
             </w:r>
           </w:p>
         </w:tc>
@@ -745,7 +745,7 @@
                 <w:sz w:val="18"/>
                 <w:szCs w:val="18"/>
               </w:rPr>
-              <w:t xml:space="preserve">Learners activated prior knowledge of valence electrons and electron arrangement from Sub-Strand 2.1. They practised writing structured scientific predictions using the 'I predict… because… and I expect to see evidence of this when…' framework — an NGSS Science and Engineering Practice (Planning and Carrying Out Investigations / Constructing Explanations). Students distinguished between predictions based on reasoning (acceptable) and guesses without justification (not acceptable). Pedagogical note: emphasise that a wrong but well-reasoned prediction is scientifically valuable — this normalises revision of ideas, which is central to the unit.</w:t>
+              <w:t xml:space="preserve">Learners activated prior knowledge of valence electrons and electron arrangement from Sub-Strand 2.1. They practised writing structured predictions using an 'I think … because …' frame, connecting macroscopic properties (conductivity, melting point, mechanical strength) to particle-level reasoning about how atoms might share or transfer electrons.</w:t>
             </w:r>
           </w:p>
         </w:tc>
@@ -777,7 +777,7 @@
                 <w:sz w:val="18"/>
                 <w:szCs w:val="18"/>
               </w:rPr>
-              <w:t xml:space="preserve">Students used their valence electron counts to begin reasoning about WHY atoms might bond: Al has 3 valence electrons it 'wants' to lose; Cl has 7 and 'wants' to gain one; Na has 1 and 'wants' to lose it; C has 4 and could share. Teachers should introduce — but not yet fully explain — the concept of electron transfer vs. electron sharing as two broad bonding strategies. The DQB is updated with new student questions arising from the prediction activity, such as 'If Al gives away electrons, where do they go?' and 'How does carbon hold itself together if it shares equally?' These questions drive Lessons 3–5.</w:t>
+              <w:t xml:space="preserve">Nothing has been formally explained yet — this lesson is intentionally the PREDICT phase. All predictions remain on the Driving Question Board as hypotheses to be tested. The class driving question was formally introduced: 'Why do these three solids behave so differently, and what is happening between the atoms inside each one?'</w:t>
             </w:r>
           </w:p>
         </w:tc>
@@ -862,7 +862,7 @@
                 <w:sz w:val="18"/>
                 <w:szCs w:val="18"/>
               </w:rPr>
-              <w:t xml:space="preserve">Students carried out a structured conductivity investigation comparing: (a) solid NaCl crystals, (b) NaCl dissolved in water from Lake Turkana (high salinity — a Kenya-relevant context), (c) distilled water, and (d) sugar solution (as a control non-electrolyte). Results were recorded in a class data table on the board. Students also observed (via a projected video or diagram) the cubic crystal lattice structure of NaCl, noting how ions are locked in fixed positions in the solid state but free to move when dissolved. Pedagogical note: the contrast between solid NaCl (no conductivity) and dissolved NaCl (strong conductivity) is the key empirical anchor for the concept of mobile ions.</w:t>
+              <w:t xml:space="preserve">Dry NaCl crystals placed in a conductivity circuit did NOT light the bulb. Distilled water did NOT light the bulb. NaCl dissolved in water DID light the bulb. A dot-and-cross diagram showed the Na atom donating its single valence electron to the Cl atom, forming Na⁺ and Cl⁻ ions with complete octets. A 2-D lattice model built from two-coloured maize grains showed alternating positive and negative ions in a regular pattern; shifting one row caused same-charge ions to become neighbours.</w:t>
             </w:r>
           </w:p>
         </w:tc>
@@ -894,7 +894,7 @@
                 <w:sz w:val="18"/>
                 <w:szCs w:val="18"/>
               </w:rPr>
-              <w:t xml:space="preserve">Ionic bonds form by the complete transfer of one or more electrons from a metal atom to a non-metal atom, creating oppositely charged ions (cations and anions) that attract each other electrostatically. The resulting giant ionic lattice has: high melting and boiling points (strong electrostatic forces require large energy input to overcome); brittleness (ion layers shift under stress, bringing like charges together, causing repulsion and cleavage); conductivity only in aqueous solution or molten state (ions must be mobile to carry charge). Students should be able to explain why coastal Kenya communities use sea salt (NaCl) and why it behaves as it does in cooking.</w:t>
+              <w:t xml:space="preserve">Ionic bonds form by the complete transfer of one or more electrons from a metal atom to a non-metal atom, creating oppositely charged ions (cations and anions). In solid NaCl, Na⁺ and Cl⁻ ions are held in a giant ionic lattice by strong electrostatic forces acting in all directions. These forces require very high temperatures to overcome, giving NaCl its high melting point (801 °C). In the solid state, ions are locked in fixed positions and cannot carry charge, so solid NaCl does not conduct electricity. When NaCl dissolves in water or is melted, the ions become free to move, allowing electrical conduction. The lattice structure also explains brittleness: a mechanical blow shifts an ion layer so that like-charged ions align, creating repulsive forces that split the crystal.</w:t>
             </w:r>
           </w:p>
         </w:tc>
@@ -926,7 +926,7 @@
                 <w:sz w:val="18"/>
                 <w:szCs w:val="18"/>
               </w:rPr>
-              <w:t xml:space="preserve">Students constructed a written explanation for the salt conductivity data using the claim–evidence–reasoning (CER) framework: Claim — NaCl conducts only when dissolved; Evidence — the conductivity data from the investigation; Reasoning — in solid NaCl, Na⁺ and Cl⁻ ions are fixed in the lattice and cannot move to carry current, but dissolving in water frees the ions to migrate to electrodes. The teacher should use a physical model (students acting as Na⁺ and Cl⁻ ions, locked arm-in-arm, then 'dissolving' by separating) to make the abstract concrete. Update the DQB: students can now partially answer 'Why does salt dissolve and conduct?' Connect back to the sufuria and pencil — 'Those don't dissolve, so how DO they conduct?'</w:t>
+              <w:t xml:space="preserve">The coastal table salt on our demonstration desk does not conduct electricity as a solid because its Na⁺ and Cl⁻ ions are locked in fixed positions in a giant ionic lattice — they cannot move to carry charge. When the salt dissolves in water (as in a cup of githeri broth), the lattice breaks apart and the ions become free to migrate to the electrodes, completing the circuit and lighting the bulb. The same lattice — with its strong electrostatic forces acting throughout the entire three-dimensional structure — also explains why salt requires over 800 °C to melt, far beyond what a home jiko can achieve. The salt's brittleness (it shatters rather than bends) is explained by the layer-shift repulsion in the lattice model. This fully accounts for the salt observations in our anchoring phenomenon. The aluminium and graphite items on the desk still need a different type of bonding to explain their behaviour — that is the question now written in red on our Driving Question Board.</w:t>
             </w:r>
           </w:p>
         </w:tc>
@@ -1011,7 +1011,7 @@
                 <w:sz w:val="18"/>
                 <w:szCs w:val="18"/>
               </w:rPr>
-              <w:t xml:space="preserve">Students examined a set of six 'mystery substance' cards (each describing physical properties — melting point, conductivity, solubility, hardness) representing the six bond types: ionic (NaCl), metallic (Al), simple covalent molecular (H₂O), giant covalent/atomic (diamond/graphite), polar covalent (HCl), and non-polar covalent (Cl₂). Working in pairs, students sorted the cards by bond type before receiving any instruction, recording their reasoning. The teacher circulated and used targeted questioning: 'What evidence from the card makes you think that?' and 'Which of the kitchen items behaves most like this mystery substance?' Pedagogical note: the card-sort is a formative assessment tool — collect reasoning notes to identify persistent misconceptions before Lesson 5.</w:t>
+              <w:t xml:space="preserve">Students observed (via teacher board demonstration) how valence electrons behave during bond formation: Na transfers its single valence electron to Cl, producing oppositely charged ions held by electrostatic attraction; H, O, and other non-metals share electron pairs to form covalent bonds. They also observed dot-and-cross diagrams for H₂, H₂O, and O₂ and practised drawing diagrams for assigned molecules (NH₃, Cl₂, HCl, MgO, CO₂) in pairs.</w:t>
             </w:r>
           </w:p>
         </w:tc>
@@ -1043,7 +1043,7 @@
                 <w:sz w:val="18"/>
                 <w:szCs w:val="18"/>
               </w:rPr>
-              <w:t xml:space="preserve">Students learned the definitions and distinguishing features of all six bond types: ionic (electron transfer, e.g., coastal NaCl from Mombasa salt flats), covalent (electron sharing, subdivided into polar and non-polar), metallic (delocalised electron sea, e.g., the aluminium sufuria), and giant covalent/atomic structures (e.g., graphite and diamond from carbon). The distinction between bond type and structural type was introduced: two substances can share a bond type (e.g., both NaCl and MgO are ionic) but differ in formula and properties. Students practised Lewis dot symbols for Na, Cl, Al, C, H, and O as the foundation for dot-and-cross diagrams in Lesson 6.</w:t>
+              <w:t xml:space="preserve">Students learned the definitions and distinguishing features of all six bond types — ionic (electron transfer, e.g., coastal NaCl), covalent (electron sharing, e.g., O₂ and H₂O), dative-covalent (both shared electrons from one atom, e.g., NH₄⁺ in DAP fertiliser), hydrogen bonds (H bonded to N/O/F, e.g., water in Lake Victoria), metallic (delocalised electron sea, e.g., aluminium sufuria), and Van der Waals forces (temporary induced dipoles, e.g., graphite layers and iodine crystals). They learned to connect each bond type to expected properties (conductivity, melting point, mechanical behaviour).</w:t>
             </w:r>
           </w:p>
         </w:tc>
@@ -1075,7 +1075,7 @@
                 <w:sz w:val="18"/>
                 <w:szCs w:val="18"/>
               </w:rPr>
-              <w:t xml:space="preserve">The teacher used a structured comparison table (bond type / what is shared or transferred / example from Kenya context / key property trend) to consolidate the six bond types. Students completed the table collaboratively and then used it to revisit their Lesson 2 predictions, annotating corrections in a different colour pen — a visible record of conceptual change. The DQB is updated: students can now name the bond type for each kitchen item and are ready to ask deeper questions about structure (e.g., 'If Al has a sea of electrons, why doesn't it dissolve like salt?'). Pedagogical note: the structured comparison table doubles as a revision resource for the end-of-unit assessment.</w:t>
+              <w:t xml:space="preserve">Students explained, through revised particle-level sketches and written sentences, how the bond type inside each kitchen item accounts for one observable property from the anchoring phenomenon: the electrostatic lattice of Na⁺Cl⁻ explains the salt's high melting point and conductivity only in solution; the sea of delocalised electrons in aluminium explains solid-state conductivity and malleability; and the combination of strong covalent bonds within graphite layers and weak Van der Waals forces between layers explains both graphite's electrical conductivity (delocalised electrons within layers) and its ability to flake off onto paper.</w:t>
             </w:r>
           </w:p>
         </w:tc>
@@ -1128,7 +1128,7 @@
                 <w:sz w:val="18"/>
                 <w:szCs w:val="18"/>
               </w:rPr>
-              <w:t xml:space="preserve">Metallic Bonding and the Aluminium Sufuria: The Electron Sea Model</w:t>
+              <w:t xml:space="preserve">Practical Investigation of Physical Properties — Connecting Evidence to the Anchoring Phenomenon</w:t>
             </w:r>
           </w:p>
         </w:tc>
@@ -1160,7 +1160,7 @@
                 <w:sz w:val="18"/>
                 <w:szCs w:val="18"/>
               </w:rPr>
-              <w:t xml:space="preserve">Students investigated properties of the aluminium sufuria and a copper wire (both metallic) through a set of physical tests: electrical conductivity, thermal conductivity (warming one end and timing heat travel), malleability (hammering a thin Al foil without shattering), and ductility (stretching a wire). Results were compared against the ionic (NaCl) and covalent (graphite) data gathered in earlier lessons. Students plotted the three substances on a class comparison chart: melting point vs. conductivity. Pedagogical note: the thermal conductivity test connects directly to the everyday experience of burning one's hand on an aluminium sufuria handle — a powerful Kenya kitchen context that makes the phenomenon personally meaningful.</w:t>
+              <w:t xml:space="preserve">Learners observed that: NaCl crystals do not conduct electricity as a solid but dissolve in water; candle wax does not dissolve in water and does not conduct; graphite conducts electricity as a solid despite being a non-metal; aluminium conducts electricity as a solid and is flexible and malleable rather than brittle. Learners also observed that candle wax is soft and easily scratched, NaCl is hard, graphite is brittle and snaps, and aluminium bends without breaking.</w:t>
             </w:r>
           </w:p>
         </w:tc>
@@ -1192,7 +1192,7 @@
                 <w:sz w:val="18"/>
                 <w:szCs w:val="18"/>
               </w:rPr>
-              <w:t xml:space="preserve">Metallic bonding involves a lattice of positive metal ions (cations) surrounded by a 'sea' or 'cloud' of delocalised electrons that are free to move throughout the entire structure. This model explains: high electrical conductivity (delocalised electrons move freely under a potential difference); high thermal conductivity (mobile electrons transfer kinetic energy rapidly); malleability and ductility (ion layers slide past each other without breaking bonds, because the electron sea continuously re-bonds them); high melting points (strong electrostatic attraction between cations and the electron sea requires large energy to overcome, though generally lower than giant ionic/covalent structures for lighter metals). Students connect this to why Kenyan jua kali artisans can hammer and shape aluminium sufuria without the metal cracking.</w:t>
+              <w:t xml:space="preserve">Learners learned that the physical properties of a solid substance — its solubility, electrical conductivity and mechanical behaviour — are directly determined by the type of bonding and structure holding its particles together. They learned that conductivity in a solid requires particles (electrons or ions) that are free to move, and that this freedom depends entirely on bond type: metallic and layered giant atomic structures allow electron movement, while giant ionic and simple molecular structures do not (in the solid state).</w:t>
             </w:r>
           </w:p>
         </w:tc>
@@ -1224,7 +1224,7 @@
                 <w:sz w:val="18"/>
                 <w:szCs w:val="18"/>
               </w:rPr>
-              <w:t xml:space="preserve">Students constructed a labelled diagram of the metallic bonding model for aluminium, showing Al³⁺ cations in a regular lattice and the delocalised electron sea. They annotated the diagram to explain each physical property tested. The CER framework was applied: 'Al conducts heat because… the evidence is… the reasoning using the electron sea model is…' The teacher should explicitly address the common misconception that 'metals conduct because they are hard' — hardness and conductivity have different structural explanations. Update DQB: students can now fully explain the sufuria's behaviour. The remaining mystery is graphite — a non-metal that conducts. 'How can carbon form an electron sea without being a metal?'</w:t>
+              <w:t xml:space="preserve">Learners can now explain the anchoring phenomenon more completely than in Lesson 1: aluminium conducts and bends because delocalised electrons move freely through the metallic lattice and the layers of metal ions can slide past each other; graphite conducts because delocalised electrons exist between the carbon layers and are free to carry charge, even though carbon is a non-metal; dry NaCl does not conduct because its ions are locked in a rigid lattice and cannot carry charge until the lattice is broken by dissolving or melting; candle wax neither conducts nor dissolves because its molecules are held together only by weak Van der Waals forces and contain no ions or free electrons. The driving question has advanced: learners now have experimental evidence, not just theoretical predictions, to support bond-type explanations of physical properties.</w:t>
             </w:r>
           </w:p>
         </w:tc>
@@ -1309,7 +1309,7 @@
                 <w:sz w:val="18"/>
                 <w:szCs w:val="18"/>
               </w:rPr>
-              <w:t xml:space="preserve">Students practised drawing dot-and-cross diagrams for a progression of molecules and ionic compounds of increasing complexity: H₂ (non-polar covalent), HCl (polar covalent, linking to NaCl comparisons), H₂O (polar covalent, relevant as the solvent in all their conductivity experiments), NaCl (ionic, revisiting Lesson 3 with formal notation), MgO (ionic, used in cooking vessels), and CO₂ (simple covalent, linking to photosynthesis in Sub-Strand 3). Students peer-marked using a provided answer key, identifying the most common error (mixing up dots and crosses from the same atom, or misplacing lone pairs). Pedagogical note: dot-and-cross diagrams are a high-frequency exam skill — budget adequate practice time and use peer-marking to build self-assessment capacity.</w:t>
+              <w:t xml:space="preserve">Using a virtual laboratory simulation (projected or on individual devices), learners observed animated ionic bond formation in NaCl and MgO — watching sodium and magnesium transfer electrons to chlorine and oxygen respectively — and covalent bond formation in HCl, NH₃ and CH₄ — watching atoms share electron pairs without transferring charge.</w:t>
             </w:r>
           </w:p>
         </w:tc>
@@ -1341,7 +1341,7 @@
                 <w:sz w:val="18"/>
                 <w:szCs w:val="18"/>
               </w:rPr>
-              <w:t xml:space="preserve">Ionic bonding involves complete electron transfer from a metal to a non-metal, producing oppositely charged ions (e.g., Na⁺ and Cl⁻ in table salt from Kenyan coastal markets). Covalent bonding involves the sharing of electron pairs between non-metal atoms to achieve full outer shells. Dot-and-cross diagrams represent these electron arrangements: in ionic diagrams, the transferred electron is shown in the new ion's outer shell (using a cross to indicate its origin); in covalent diagrams, shared pairs appear between the two atomic symbols with bonding pairs and lone pairs clearly distinguished. Students can identify bond polarity by comparing electronegativities and can use diagrams to predict the number of bonds an atom will form.</w:t>
+              <w:t xml:space="preserve">Ionic bonding involves complete electron transfer from a metal to a non-metal, producing oppositely charged ions (e.g., Na⁺ and Cl⁻ in table salt from the Kenyan coast); covalent bonding involves electron sharing between non-metals, producing neutral molecules (e.g., CH₄ in cooking gas, NH₃). Learners can now draw accurate dot-and-cross diagrams for all five compounds and explain why ionic compounds produce mobile ions when dissolved (connecting to the salt conductivity observation in the anchoring phenomenon) while simple covalent molecules do not.</w:t>
             </w:r>
           </w:p>
         </w:tc>
@@ -1373,7 +1373,7 @@
                 <w:sz w:val="18"/>
                 <w:szCs w:val="18"/>
               </w:rPr>
-              <w:t xml:space="preserve">Students explained how the dot-and-cross diagram for NaCl reveals why the compound is ionic (one atom loses, the other gains — no sharing) while the diagram for H₂O reveals why it is covalent (both atoms share). They connected diagram features to physical properties: ionic compounds have full electron transfer → strong lattice → high melting point; simple covalent molecules have shared pairs but weak intermolecular forces → low melting point (e.g., water melts at 0 °C while NaCl melts at 801 °C). The DQB is updated to note that graphite is covalent but has a very HIGH melting point — prompting the Lesson 7 investigation into giant vs. simple covalent structures.</w:t>
+              <w:t xml:space="preserve">The dot-and-cross diagrams explain why dry table salt does not conduct electricity (ions are locked in a rigid lattice — no mobile charge carriers) but conducts when dissolved in water (ions become free to move). They also explain why CH₄ and similar simple covalent molecules have low melting points (only weak intermolecular forces — explored further in Lesson 7). The aluminium sufuria and graphite rod remain in the 'still unexplained' column of the DQB, motivating Lesson 7's investigation of metallic and giant covalent structures.</w:t>
             </w:r>
           </w:p>
         </w:tc>
@@ -1458,7 +1458,7 @@
                 <w:sz w:val="18"/>
                 <w:szCs w:val="18"/>
               </w:rPr>
-              <w:t xml:space="preserve">Students analysed a compiled class data set (from Lessons 1, 3, 5) alongside a provided reference table of melting points, conductivities, solubilities, and hardness values for: NaCl, Al, graphite, diamond, H₂O, and CO₂. They constructed a scatter plot of melting point vs. bond type and identified the pattern that giant structures (ionic lattice, metallic lattice, giant covalent) cluster at high melting points while simple molecular structures cluster low. Students then examined physical models or 3-D diagrams of graphite's layered hexagonal structure and diamond's tetrahedral network, noting how carbon forms four covalent bonds in diamond but only three in graphite (leaving one delocalised electron per carbon — the key to graphite's conductivity). Pedagogical note: this lesson is the intellectual climax of the unit — allow extended discussion time and resist rushing to closure.</w:t>
+              <w:t xml:space="preserve">We tested and recorded data on the conductivity, melting points and mechanical behaviour of table salt (NaCl from the Kenyan coast), aluminium (from a sufuria handle) and graphite (from a used AA battery rod) across Lessons 1–6. We observed that dry salt does not conduct but salt solution does; aluminium conducts as a solid and bends without breaking; graphite conducts as a solid but snaps rather than bends, and leaves marks on paper.</w:t>
             </w:r>
           </w:p>
         </w:tc>
@@ -1490,7 +1490,7 @@
                 <w:sz w:val="18"/>
                 <w:szCs w:val="18"/>
               </w:rPr>
-              <w:t xml:space="preserve">Each substance has a structural type determined by its bond type: NaCl forms a giant ionic lattice (ions fixed in position → no conductivity in solid state, brittle, high melting point); Al forms a giant metallic lattice (delocalised electrons → high conductivity, malleable, high melting point); graphite forms a giant covalent layered structure (delocalised electrons within layers → conducts, layers slide easily → soft and lubricating, very high melting point); diamond forms a giant covalent network (no delocalised electrons → non-conducting, hardest natural substance, highest melting point). Simple molecular covalent substances (e.g., H₂O, CO₂) have strong covalent bonds within molecules but weak intermolecular forces between molecules → low melting points. The four structural types (giant ionic, metallic, giant covalent, simple molecular) account for virtually all variation in physical properties.</w:t>
+              <w:t xml:space="preserve">Each substance has a different structural type determined by its bond type: NaCl forms a giant ionic lattice where ions are fixed in position (so no conductivity in solid state, but high melting point); aluminium forms a giant metallic lattice with a sea of delocalised electrons (so conducts in solid state, is malleable, and has a moderate melting point); graphite forms a giant covalent layered structure where each carbon has one delocalised electron free to move along the layer (so conducts), and weak Van der Waals forces between layers mean layers slide off easily (so it is brittle across layers and marks paper). We can predict the properties of any substance if we know its structural type.</w:t>
             </w:r>
           </w:p>
         </w:tc>
@@ -1522,7 +1522,7 @@
                 <w:sz w:val="18"/>
                 <w:szCs w:val="18"/>
               </w:rPr>
-              <w:t xml:space="preserve">Students constructed a four-quadrant structural type map, placing each kitchen item and reference substance in the correct quadrant and annotating with the bonding explanation for each property. The map serves as a visual synthesis of Lessons 3–7. The teacher used a Socratic discussion (minimum 6 cold-calls, 15 seconds wait time) to draw out the key generalisation: 'It is not the bond type alone, but the structural arrangement of those bonds across the whole substance, that determines physical properties.' Students annotated their Lesson 2 prediction templates with final corrections, completing the visible record of conceptual change. The DQB is nearly complete — most questions have been answered, setting up the Lesson 8 synthesis.</w:t>
+              <w:t xml:space="preserve">The three kitchen items look similar as solids but behave so differently because their internal particle-level structures — determined by their bond types — are completely different. In NaCl, charged ions locked in a rigid lattice cannot move to carry current (hence no conductivity in solid form) but the strong electrostatic forces holding the lattice together require enormous energy to overcome (hence a very high melting point of 801 °C). In aluminium, metallic bonding produces a 'sea' of freely moving delocalised electrons that carry charge immediately (hence solid conductivity) and a lattice of positive ions whose layers can slide (hence malleability). In graphite, covalent bonding within layers with one free electron per carbon enables conductivity along the layers, while weak Van der Waals forces between layers allow them to shear apart onto paper. The bond type controls the structure; the structure controls every property we can measure.</w:t>
             </w:r>
           </w:p>
         </w:tc>
@@ -1607,7 +1607,7 @@
                 <w:sz w:val="18"/>
                 <w:szCs w:val="18"/>
               </w:rPr>
-              <w:t xml:space="preserve">Students participated in a Jigsaw activity: expert groups each prepared a 3-minute explanation of one structural type (giant ionic / metallic / giant covalent / simple molecular), then regrouped to teach each other. Each student's jigsaw card included: the structural type, a Kenya-context example, a labelled diagram, and a three-property explanation. Students then retrieved their sealed 'prediction letters' from Lesson 1 and read their original ideas alongside their now-complete understanding. The class conducted a final conductivity and property re-test of all three kitchen items, this time narrating the observations in real time using the bonding vocabulary developed across the unit. Pedagogical note: the prediction letter retrieval is a high-impact metacognitive moment — allow 5 minutes of silent individual reflection before class discussion.</w:t>
+              <w:t xml:space="preserve">In Lesson 1 we observed three items from a Kenyan kitchen: a table-salt crystal (NaCl from the coast), an aluminium sufuria handle wire and a graphite rod from a dry-cell battery. We saw that dry NaCl did not conduct electricity but its solution did and it had a very high melting point; aluminium conducted electricity immediately as a solid, was shiny and bent without breaking; and graphite — a non-metal — also conducted electricity yet was brittle and left layers on paper.</w:t>
             </w:r>
           </w:p>
         </w:tc>
@@ -1639,7 +1639,7 @@
                 <w:sz w:val="18"/>
                 <w:szCs w:val="18"/>
               </w:rPr>
-              <w:t xml:space="preserve">Across Lessons 2–8, students learned that the differences between the aluminium sufuria, the graphite pencil, and table salt are explained by four giant structural types and their bonding forces. Bond type (ionic, metallic, covalent) determines structural type (giant ionic lattice, metallic lattice, giant covalent network/layers, simple molecular); structural type determines the nature and number of interactions that must be overcome; the energy required to overcome those interactions determines every measurable physical property — melting point, conductivity, solubility, hardness, and malleability. This causal chain (bond type → structure → particle interactions → properties) is the master explanation for the entire unit and the complete answer to the driving question.</w:t>
+              <w:t xml:space="preserve">Across Lessons 2–8 we learned that the differences between these three substances are explained by four giant structural types and their bonding forces: (1) Giant Ionic (NaCl) — Na⁺ and Cl⁻ ions held in a 3D lattice by strong electrostatic attraction; ions are fixed in the solid so it cannot conduct, but dissolve to give mobile ions that do conduct; high lattice energy means a very high melting point. (2) Giant Metallic (Aluminium) — Al³⁺ cations in a regular lattice surrounded by a 'sea' of delocalised electrons; the electrons carry electrical charge so aluminium conducts as a solid; the cation layers can slide over the electron sea so the metal is malleable and ductile. (3) Giant Atomic / Layered Covalent (Graphite) — carbon atoms covalently bonded in flat hexagonal layers; each carbon uses only three of its four valence electrons for bonding, leaving one delocalised electron per atom that can carry charge along the layer — explaining why graphite conducts; the layers are held together only by weak Van der Waals forces, so they slide apart easily — explaining why graphite is brittle and leaves a pencil mark. We also studied simple molecular structures (e.g. iodine), where discrete molecules are held by weak Van der Waals forces, giving low melting points and poor conductivity.</w:t>
             </w:r>
           </w:p>
         </w:tc>
@@ -1671,7 +1671,7 @@
                 <w:sz w:val="18"/>
                 <w:szCs w:val="18"/>
               </w:rPr>
-              <w:t xml:space="preserve">Students wrote individual final explanations answering the driving question in full, using the four-part causal chain as a scaffold: (1) identify the bond type and justify using valence electrons; (2) describe the resulting structural type and draw a labelled diagram; (3) describe the particle-level interactions (electrostatic lattice forces, delocalised electron sea, covalent network/layers, weak intermolecular forces); (4) explain each measured property as a consequence of those interactions. Responses were peer-assessed against a co-constructed success criteria rubric. The teacher closed the unit by returning to the original DQB and ceremonially answering each remaining question, celebrating the class's intellectual journey from kitchen observation to atomic-level explanation. Students updated their Science Notebooks with a final annotated model showing all three kitchen items and their internal bonding structures.</w:t>
+              <w:t xml:space="preserve">We can now give a complete, particle-level explanation of the anchoring phenomenon: the three kitchen items look similar as solids but behave so differently because they belong to different structural categories. NaCl is a giant ionic lattice — its high melting point and conductivity only in solution both follow directly from the strength and arrangement of electrostatic bonds between fixed ions. Aluminium is a giant metallic structure — its conductivity as a solid, its shine and its malleability all follow from the presence of freely moving delocalised electrons and the ability of cation layers to slide. Graphite is a giant atomic layered covalent structure — its unexpected conductivity follows from delocalised electrons within each hexagonal layer, while its brittleness and ability to leave marks on paper follow from the weak Van der Waals forces between layers. Bond type controls structure; structure controls every property we can measure.</w:t>
             </w:r>
           </w:p>
         </w:tc>
@@ -1795,7 +1795,7 @@
         </w:rPr>
         <w:t xml:space="preserve">© 2026 SeaVuria and ARES. This work is licensed under a </w:t>
       </w:r>
-      <w:hyperlink w:history="1" r:id="rIdjr9oiwfdccqupkt6qsbkr">
+      <w:hyperlink w:history="1" r:id="rIdexwypnfpagv_ufr1vjvbd">
         <w:r>
           <w:rPr>
             <w:rFonts w:ascii="Arial" w:cs="Arial" w:eastAsia="Arial" w:hAnsi="Arial"/>
@@ -1815,7 +1815,7 @@
         </w:rPr>
         <w:t xml:space="preserve"> (</w:t>
       </w:r>
-      <w:hyperlink w:history="1" r:id="rId-daar7fzsp5wqpbddo1rz">
+      <w:hyperlink w:history="1" r:id="rIdteu5xakvqygnwogou36q-">
         <w:r>
           <w:rPr>
             <w:rFonts w:ascii="Arial" w:cs="Arial" w:eastAsia="Arial" w:hAnsi="Arial"/>
@@ -1835,7 +1835,7 @@
         </w:rPr>
         <w:t xml:space="preserve">). To view a copy of this license, visit </w:t>
       </w:r>
-      <w:hyperlink w:history="1" r:id="rIdwsswm3npsxtugvgfmam8-">
+      <w:hyperlink w:history="1" r:id="rIdxgmjykx13v-xa8qcqmmwi">
         <w:r>
           <w:rPr>
             <w:rFonts w:ascii="Arial" w:cs="Arial" w:eastAsia="Arial" w:hAnsi="Arial"/>

--- a/data/outputs/v2/General_Science/SS2.3_Chemical_Bonding/General_Science_Chemical_Bonding_SummaryTable.docx
+++ b/data/outputs/v2/General_Science/SS2.3_Chemical_Bonding/General_Science_Chemical_Bonding_SummaryTable.docx
@@ -1795,7 +1795,7 @@
         </w:rPr>
         <w:t xml:space="preserve">© 2026 SeaVuria and ARES. This work is licensed under a </w:t>
       </w:r>
-      <w:hyperlink w:history="1" r:id="rIdexwypnfpagv_ufr1vjvbd">
+      <w:hyperlink w:history="1" r:id="rIdisdbgg7ekj5bp5tvkqc3a">
         <w:r>
           <w:rPr>
             <w:rFonts w:ascii="Arial" w:cs="Arial" w:eastAsia="Arial" w:hAnsi="Arial"/>
@@ -1815,7 +1815,7 @@
         </w:rPr>
         <w:t xml:space="preserve"> (</w:t>
       </w:r>
-      <w:hyperlink w:history="1" r:id="rIdteu5xakvqygnwogou36q-">
+      <w:hyperlink w:history="1" r:id="rIdvzfkkacnrgyfxdie6z6do">
         <w:r>
           <w:rPr>
             <w:rFonts w:ascii="Arial" w:cs="Arial" w:eastAsia="Arial" w:hAnsi="Arial"/>
@@ -1835,7 +1835,7 @@
         </w:rPr>
         <w:t xml:space="preserve">). To view a copy of this license, visit </w:t>
       </w:r>
-      <w:hyperlink w:history="1" r:id="rIdxgmjykx13v-xa8qcqmmwi">
+      <w:hyperlink w:history="1" r:id="rId61tjkplpucy96voa8g0fe">
         <w:r>
           <w:rPr>
             <w:rFonts w:ascii="Arial" w:cs="Arial" w:eastAsia="Arial" w:hAnsi="Arial"/>

--- a/data/outputs/v2/General_Science/SS2.3_Chemical_Bonding/General_Science_Chemical_Bonding_SummaryTable.docx
+++ b/data/outputs/v2/General_Science/SS2.3_Chemical_Bonding/General_Science_Chemical_Bonding_SummaryTable.docx
@@ -1795,7 +1795,7 @@
         </w:rPr>
         <w:t xml:space="preserve">© 2026 SeaVuria and ARES. This work is licensed under a </w:t>
       </w:r>
-      <w:hyperlink w:history="1" r:id="rIdisdbgg7ekj5bp5tvkqc3a">
+      <w:hyperlink w:history="1" r:id="rIdehvub01rs--swohpafvkw">
         <w:r>
           <w:rPr>
             <w:rFonts w:ascii="Arial" w:cs="Arial" w:eastAsia="Arial" w:hAnsi="Arial"/>
@@ -1815,7 +1815,7 @@
         </w:rPr>
         <w:t xml:space="preserve"> (</w:t>
       </w:r>
-      <w:hyperlink w:history="1" r:id="rIdvzfkkacnrgyfxdie6z6do">
+      <w:hyperlink w:history="1" r:id="rIddx8gefhegnym7jkqj570f">
         <w:r>
           <w:rPr>
             <w:rFonts w:ascii="Arial" w:cs="Arial" w:eastAsia="Arial" w:hAnsi="Arial"/>
@@ -1835,7 +1835,7 @@
         </w:rPr>
         <w:t xml:space="preserve">). To view a copy of this license, visit </w:t>
       </w:r>
-      <w:hyperlink w:history="1" r:id="rId61tjkplpucy96voa8g0fe">
+      <w:hyperlink w:history="1" r:id="rIdepx_hqso5nquhv1p-rbqu">
         <w:r>
           <w:rPr>
             <w:rFonts w:ascii="Arial" w:cs="Arial" w:eastAsia="Arial" w:hAnsi="Arial"/>

--- a/data/outputs/v2/General_Science/SS2.3_Chemical_Bonding/General_Science_Chemical_Bonding_SummaryTable.docx
+++ b/data/outputs/v2/General_Science/SS2.3_Chemical_Bonding/General_Science_Chemical_Bonding_SummaryTable.docx
@@ -1224,7 +1224,7 @@
                 <w:sz w:val="18"/>
                 <w:szCs w:val="18"/>
               </w:rPr>
-              <w:t xml:space="preserve">Learners can now explain the anchoring phenomenon more completely than in Lesson 1: aluminium conducts and bends because delocalised electrons move freely through the metallic lattice and the layers of metal ions can slide past each other; graphite conducts because delocalised electrons exist between the carbon layers and are free to carry charge, even though carbon is a non-metal; dry NaCl does not conduct because its ions are locked in a rigid lattice and cannot carry charge until the lattice is broken by dissolving or melting; candle wax neither conducts nor dissolves because its molecules are held together only by weak Van der Waals forces and contain no ions or free electrons. The driving question has advanced: learners now have experimental evidence, not just theoretical predictions, to support bond-type explanations of physical properties.</w:t>
+              <w:t xml:space="preserve">Learners can now explain the anchoring phenomenon more completely than in Lesson 1: aluminium conducts and bends because delocalised electrons move freely through the metallic lattice and the layers of metal ions can slide past each other; graphite conducts because delocalised electrons within each carbon layer are free to move along it and carry charge, even though carbon is a non-metal; dry NaCl does not conduct because its ions are locked in a rigid lattice and cannot carry charge until the lattice is broken by dissolving or melting; candle wax neither conducts nor dissolves because its molecules are held together only by weak Van der Waals forces and contain no ions or free electrons. The driving question has advanced: learners now have experimental evidence, not just theoretical predictions, to support bond-type explanations of physical properties.</w:t>
             </w:r>
           </w:p>
         </w:tc>
@@ -1795,7 +1795,7 @@
         </w:rPr>
         <w:t xml:space="preserve">© 2026 SeaVuria and ARES. This work is licensed under a </w:t>
       </w:r>
-      <w:hyperlink w:history="1" r:id="rIdehvub01rs--swohpafvkw">
+      <w:hyperlink w:history="1" r:id="rIdtizw-mxpheq8jlv2zalno">
         <w:r>
           <w:rPr>
             <w:rFonts w:ascii="Arial" w:cs="Arial" w:eastAsia="Arial" w:hAnsi="Arial"/>
@@ -1815,7 +1815,7 @@
         </w:rPr>
         <w:t xml:space="preserve"> (</w:t>
       </w:r>
-      <w:hyperlink w:history="1" r:id="rIddx8gefhegnym7jkqj570f">
+      <w:hyperlink w:history="1" r:id="rIdxac2eegg_chios7qtwlc2">
         <w:r>
           <w:rPr>
             <w:rFonts w:ascii="Arial" w:cs="Arial" w:eastAsia="Arial" w:hAnsi="Arial"/>
@@ -1835,7 +1835,7 @@
         </w:rPr>
         <w:t xml:space="preserve">). To view a copy of this license, visit </w:t>
       </w:r>
-      <w:hyperlink w:history="1" r:id="rIdepx_hqso5nquhv1p-rbqu">
+      <w:hyperlink w:history="1" r:id="rIdv0wvrjolnmkabvaxb58_g">
         <w:r>
           <w:rPr>
             <w:rFonts w:ascii="Arial" w:cs="Arial" w:eastAsia="Arial" w:hAnsi="Arial"/>

--- a/data/outputs/v2/General_Science/SS2.3_Chemical_Bonding/General_Science_Chemical_Bonding_SummaryTable.docx
+++ b/data/outputs/v2/General_Science/SS2.3_Chemical_Bonding/General_Science_Chemical_Bonding_SummaryTable.docx
@@ -1795,7 +1795,7 @@
         </w:rPr>
         <w:t xml:space="preserve">© 2026 SeaVuria and ARES. This work is licensed under a </w:t>
       </w:r>
-      <w:hyperlink w:history="1" r:id="rIdtizw-mxpheq8jlv2zalno">
+      <w:hyperlink w:history="1" r:id="rIdxic38viaqasp4gi5tgv6z">
         <w:r>
           <w:rPr>
             <w:rFonts w:ascii="Arial" w:cs="Arial" w:eastAsia="Arial" w:hAnsi="Arial"/>
@@ -1815,7 +1815,7 @@
         </w:rPr>
         <w:t xml:space="preserve"> (</w:t>
       </w:r>
-      <w:hyperlink w:history="1" r:id="rIdxac2eegg_chios7qtwlc2">
+      <w:hyperlink w:history="1" r:id="rIdvriwfpyy5rd3e7jtu6ibo">
         <w:r>
           <w:rPr>
             <w:rFonts w:ascii="Arial" w:cs="Arial" w:eastAsia="Arial" w:hAnsi="Arial"/>
@@ -1835,7 +1835,7 @@
         </w:rPr>
         <w:t xml:space="preserve">). To view a copy of this license, visit </w:t>
       </w:r>
-      <w:hyperlink w:history="1" r:id="rIdv0wvrjolnmkabvaxb58_g">
+      <w:hyperlink w:history="1" r:id="rIdnlt57tj0i3jtxziqztfkg">
         <w:r>
           <w:rPr>
             <w:rFonts w:ascii="Arial" w:cs="Arial" w:eastAsia="Arial" w:hAnsi="Arial"/>

--- a/data/outputs/v2/General_Science/SS2.3_Chemical_Bonding/General_Science_Chemical_Bonding_SummaryTable.docx
+++ b/data/outputs/v2/General_Science/SS2.3_Chemical_Bonding/General_Science_Chemical_Bonding_SummaryTable.docx
@@ -4,6 +4,7 @@
   <w:body>
     <w:p>
       <w:pPr>
+        <w:keepNext w:val="false"/>
         <w:spacing w:after="30" w:before="0"/>
         <w:jc w:val="center"/>
       </w:pPr>
@@ -23,6 +24,7 @@
     </w:p>
     <w:p>
       <w:pPr>
+        <w:keepNext w:val="false"/>
         <w:spacing w:after="60" w:before="0"/>
         <w:jc w:val="center"/>
       </w:pPr>
@@ -81,6 +83,7 @@
           </w:tcPr>
           <w:p>
             <w:pPr>
+              <w:keepNext w:val="false"/>
               <w:spacing w:after="40" w:before="0"/>
               <w:jc w:val="center"/>
             </w:pPr>
@@ -115,6 +118,7 @@
           </w:tcPr>
           <w:p>
             <w:pPr>
+              <w:keepNext w:val="false"/>
               <w:spacing w:after="40" w:before="0"/>
               <w:jc w:val="left"/>
             </w:pPr>
@@ -147,6 +151,7 @@
           </w:tcPr>
           <w:p>
             <w:pPr>
+              <w:keepNext w:val="false"/>
               <w:spacing w:after="40" w:before="0"/>
               <w:jc w:val="left"/>
             </w:pPr>
@@ -181,6 +186,7 @@
           </w:tcPr>
           <w:p>
             <w:pPr>
+              <w:keepNext w:val="false"/>
               <w:spacing w:after="40" w:before="0"/>
               <w:jc w:val="left"/>
             </w:pPr>
@@ -213,6 +219,7 @@
           </w:tcPr>
           <w:p>
             <w:pPr>
+              <w:keepNext w:val="false"/>
               <w:spacing w:after="40" w:before="0"/>
               <w:jc w:val="left"/>
             </w:pPr>
@@ -273,6 +280,7 @@
           </w:tcPr>
           <w:p>
             <w:pPr>
+              <w:keepNext w:val="false"/>
               <w:spacing w:after="40" w:before="0"/>
               <w:jc w:val="center"/>
             </w:pPr>
@@ -307,6 +315,7 @@
           </w:tcPr>
           <w:p>
             <w:pPr>
+              <w:keepNext w:val="false"/>
               <w:spacing w:after="40" w:before="0"/>
               <w:jc w:val="left"/>
             </w:pPr>
@@ -369,6 +378,7 @@
           </w:tcPr>
           <w:p>
             <w:pPr>
+              <w:keepNext w:val="false"/>
               <w:spacing w:after="40" w:before="0"/>
               <w:jc w:val="left"/>
             </w:pPr>
@@ -401,6 +411,7 @@
           </w:tcPr>
           <w:p>
             <w:pPr>
+              <w:keepNext w:val="false"/>
               <w:spacing w:after="40" w:before="0"/>
               <w:jc w:val="left"/>
             </w:pPr>
@@ -433,6 +444,7 @@
           </w:tcPr>
           <w:p>
             <w:pPr>
+              <w:keepNext w:val="false"/>
               <w:spacing w:after="40" w:before="0"/>
               <w:jc w:val="left"/>
             </w:pPr>
@@ -465,6 +477,7 @@
           </w:tcPr>
           <w:p>
             <w:pPr>
+              <w:keepNext w:val="false"/>
               <w:spacing w:after="40" w:before="0"/>
               <w:jc w:val="left"/>
             </w:pPr>
@@ -499,6 +512,7 @@
           </w:tcPr>
           <w:p>
             <w:pPr>
+              <w:keepNext w:val="false"/>
               <w:spacing w:after="40" w:before="0"/>
               <w:jc w:val="left"/>
             </w:pPr>
@@ -518,6 +532,7 @@
           </w:p>
           <w:p>
             <w:pPr>
+              <w:keepNext w:val="false"/>
               <w:spacing w:after="40" w:before="0"/>
               <w:jc w:val="left"/>
             </w:pPr>
@@ -550,6 +565,7 @@
           </w:tcPr>
           <w:p>
             <w:pPr>
+              <w:keepNext w:val="false"/>
               <w:spacing w:after="40" w:before="0"/>
               <w:jc w:val="left"/>
             </w:pPr>
@@ -582,6 +598,7 @@
           </w:tcPr>
           <w:p>
             <w:pPr>
+              <w:keepNext w:val="false"/>
               <w:spacing w:after="40" w:before="0"/>
               <w:jc w:val="left"/>
             </w:pPr>
@@ -614,6 +631,7 @@
           </w:tcPr>
           <w:p>
             <w:pPr>
+              <w:keepNext w:val="false"/>
               <w:spacing w:after="40" w:before="0"/>
               <w:jc w:val="left"/>
             </w:pPr>
@@ -648,6 +666,7 @@
           </w:tcPr>
           <w:p>
             <w:pPr>
+              <w:keepNext w:val="false"/>
               <w:spacing w:after="40" w:before="0"/>
               <w:jc w:val="left"/>
             </w:pPr>
@@ -667,6 +686,7 @@
           </w:p>
           <w:p>
             <w:pPr>
+              <w:keepNext w:val="false"/>
               <w:spacing w:after="40" w:before="0"/>
               <w:jc w:val="left"/>
             </w:pPr>
@@ -699,6 +719,7 @@
           </w:tcPr>
           <w:p>
             <w:pPr>
+              <w:keepNext w:val="false"/>
               <w:spacing w:after="40" w:before="0"/>
               <w:jc w:val="left"/>
             </w:pPr>
@@ -731,6 +752,7 @@
           </w:tcPr>
           <w:p>
             <w:pPr>
+              <w:keepNext w:val="false"/>
               <w:spacing w:after="40" w:before="0"/>
               <w:jc w:val="left"/>
             </w:pPr>
@@ -763,6 +785,7 @@
           </w:tcPr>
           <w:p>
             <w:pPr>
+              <w:keepNext w:val="false"/>
               <w:spacing w:after="40" w:before="0"/>
               <w:jc w:val="left"/>
             </w:pPr>
@@ -797,6 +820,7 @@
           </w:tcPr>
           <w:p>
             <w:pPr>
+              <w:keepNext w:val="false"/>
               <w:spacing w:after="40" w:before="0"/>
               <w:jc w:val="left"/>
             </w:pPr>
@@ -816,6 +840,7 @@
           </w:p>
           <w:p>
             <w:pPr>
+              <w:keepNext w:val="false"/>
               <w:spacing w:after="40" w:before="0"/>
               <w:jc w:val="left"/>
             </w:pPr>
@@ -848,6 +873,7 @@
           </w:tcPr>
           <w:p>
             <w:pPr>
+              <w:keepNext w:val="false"/>
               <w:spacing w:after="40" w:before="0"/>
               <w:jc w:val="left"/>
             </w:pPr>
@@ -880,6 +906,7 @@
           </w:tcPr>
           <w:p>
             <w:pPr>
+              <w:keepNext w:val="false"/>
               <w:spacing w:after="40" w:before="0"/>
               <w:jc w:val="left"/>
             </w:pPr>
@@ -912,6 +939,7 @@
           </w:tcPr>
           <w:p>
             <w:pPr>
+              <w:keepNext w:val="false"/>
               <w:spacing w:after="40" w:before="0"/>
               <w:jc w:val="left"/>
             </w:pPr>
@@ -946,6 +974,7 @@
           </w:tcPr>
           <w:p>
             <w:pPr>
+              <w:keepNext w:val="false"/>
               <w:spacing w:after="40" w:before="0"/>
               <w:jc w:val="left"/>
             </w:pPr>
@@ -965,6 +994,7 @@
           </w:p>
           <w:p>
             <w:pPr>
+              <w:keepNext w:val="false"/>
               <w:spacing w:after="40" w:before="0"/>
               <w:jc w:val="left"/>
             </w:pPr>
@@ -997,6 +1027,7 @@
           </w:tcPr>
           <w:p>
             <w:pPr>
+              <w:keepNext w:val="false"/>
               <w:spacing w:after="40" w:before="0"/>
               <w:jc w:val="left"/>
             </w:pPr>
@@ -1029,6 +1060,7 @@
           </w:tcPr>
           <w:p>
             <w:pPr>
+              <w:keepNext w:val="false"/>
               <w:spacing w:after="40" w:before="0"/>
               <w:jc w:val="left"/>
             </w:pPr>
@@ -1061,6 +1093,7 @@
           </w:tcPr>
           <w:p>
             <w:pPr>
+              <w:keepNext w:val="false"/>
               <w:spacing w:after="40" w:before="0"/>
               <w:jc w:val="left"/>
             </w:pPr>
@@ -1095,6 +1128,7 @@
           </w:tcPr>
           <w:p>
             <w:pPr>
+              <w:keepNext w:val="false"/>
               <w:spacing w:after="40" w:before="0"/>
               <w:jc w:val="left"/>
             </w:pPr>
@@ -1114,6 +1148,7 @@
           </w:p>
           <w:p>
             <w:pPr>
+              <w:keepNext w:val="false"/>
               <w:spacing w:after="40" w:before="0"/>
               <w:jc w:val="left"/>
             </w:pPr>
@@ -1146,6 +1181,7 @@
           </w:tcPr>
           <w:p>
             <w:pPr>
+              <w:keepNext w:val="false"/>
               <w:spacing w:after="40" w:before="0"/>
               <w:jc w:val="left"/>
             </w:pPr>
@@ -1178,6 +1214,7 @@
           </w:tcPr>
           <w:p>
             <w:pPr>
+              <w:keepNext w:val="false"/>
               <w:spacing w:after="40" w:before="0"/>
               <w:jc w:val="left"/>
             </w:pPr>
@@ -1210,6 +1247,7 @@
           </w:tcPr>
           <w:p>
             <w:pPr>
+              <w:keepNext w:val="false"/>
               <w:spacing w:after="40" w:before="0"/>
               <w:jc w:val="left"/>
             </w:pPr>
@@ -1244,6 +1282,7 @@
           </w:tcPr>
           <w:p>
             <w:pPr>
+              <w:keepNext w:val="false"/>
               <w:spacing w:after="40" w:before="0"/>
               <w:jc w:val="left"/>
             </w:pPr>
@@ -1263,6 +1302,7 @@
           </w:p>
           <w:p>
             <w:pPr>
+              <w:keepNext w:val="false"/>
               <w:spacing w:after="40" w:before="0"/>
               <w:jc w:val="left"/>
             </w:pPr>
@@ -1295,6 +1335,7 @@
           </w:tcPr>
           <w:p>
             <w:pPr>
+              <w:keepNext w:val="false"/>
               <w:spacing w:after="40" w:before="0"/>
               <w:jc w:val="left"/>
             </w:pPr>
@@ -1327,6 +1368,7 @@
           </w:tcPr>
           <w:p>
             <w:pPr>
+              <w:keepNext w:val="false"/>
               <w:spacing w:after="40" w:before="0"/>
               <w:jc w:val="left"/>
             </w:pPr>
@@ -1359,6 +1401,7 @@
           </w:tcPr>
           <w:p>
             <w:pPr>
+              <w:keepNext w:val="false"/>
               <w:spacing w:after="40" w:before="0"/>
               <w:jc w:val="left"/>
             </w:pPr>
@@ -1393,6 +1436,7 @@
           </w:tcPr>
           <w:p>
             <w:pPr>
+              <w:keepNext w:val="false"/>
               <w:spacing w:after="40" w:before="0"/>
               <w:jc w:val="left"/>
             </w:pPr>
@@ -1412,6 +1456,7 @@
           </w:p>
           <w:p>
             <w:pPr>
+              <w:keepNext w:val="false"/>
               <w:spacing w:after="40" w:before="0"/>
               <w:jc w:val="left"/>
             </w:pPr>
@@ -1444,6 +1489,7 @@
           </w:tcPr>
           <w:p>
             <w:pPr>
+              <w:keepNext w:val="false"/>
               <w:spacing w:after="40" w:before="0"/>
               <w:jc w:val="left"/>
             </w:pPr>
@@ -1476,6 +1522,7 @@
           </w:tcPr>
           <w:p>
             <w:pPr>
+              <w:keepNext w:val="false"/>
               <w:spacing w:after="40" w:before="0"/>
               <w:jc w:val="left"/>
             </w:pPr>
@@ -1508,6 +1555,7 @@
           </w:tcPr>
           <w:p>
             <w:pPr>
+              <w:keepNext w:val="false"/>
               <w:spacing w:after="40" w:before="0"/>
               <w:jc w:val="left"/>
             </w:pPr>
@@ -1542,6 +1590,7 @@
           </w:tcPr>
           <w:p>
             <w:pPr>
+              <w:keepNext w:val="false"/>
               <w:spacing w:after="40" w:before="0"/>
               <w:jc w:val="left"/>
             </w:pPr>
@@ -1561,6 +1610,7 @@
           </w:p>
           <w:p>
             <w:pPr>
+              <w:keepNext w:val="false"/>
               <w:spacing w:after="40" w:before="0"/>
               <w:jc w:val="left"/>
             </w:pPr>
@@ -1593,6 +1643,7 @@
           </w:tcPr>
           <w:p>
             <w:pPr>
+              <w:keepNext w:val="false"/>
               <w:spacing w:after="40" w:before="0"/>
               <w:jc w:val="left"/>
             </w:pPr>
@@ -1625,6 +1676,7 @@
           </w:tcPr>
           <w:p>
             <w:pPr>
+              <w:keepNext w:val="false"/>
               <w:spacing w:after="40" w:before="0"/>
               <w:jc w:val="left"/>
             </w:pPr>
@@ -1657,6 +1709,7 @@
           </w:tcPr>
           <w:p>
             <w:pPr>
+              <w:keepNext w:val="false"/>
               <w:spacing w:after="40" w:before="0"/>
               <w:jc w:val="left"/>
             </w:pPr>
@@ -1795,7 +1848,7 @@
         </w:rPr>
         <w:t xml:space="preserve">© 2026 SeaVuria and ARES. This work is licensed under a </w:t>
       </w:r>
-      <w:hyperlink w:history="1" r:id="rIdxic38viaqasp4gi5tgv6z">
+      <w:hyperlink w:history="1" r:id="rIdxahnedipt-l6i_p1gwsy2">
         <w:r>
           <w:rPr>
             <w:rFonts w:ascii="Arial" w:cs="Arial" w:eastAsia="Arial" w:hAnsi="Arial"/>
@@ -1815,7 +1868,7 @@
         </w:rPr>
         <w:t xml:space="preserve"> (</w:t>
       </w:r>
-      <w:hyperlink w:history="1" r:id="rIdvriwfpyy5rd3e7jtu6ibo">
+      <w:hyperlink w:history="1" r:id="rIdh8-sounrxbxvgzi4kodsr">
         <w:r>
           <w:rPr>
             <w:rFonts w:ascii="Arial" w:cs="Arial" w:eastAsia="Arial" w:hAnsi="Arial"/>
@@ -1835,7 +1888,7 @@
         </w:rPr>
         <w:t xml:space="preserve">). To view a copy of this license, visit </w:t>
       </w:r>
-      <w:hyperlink w:history="1" r:id="rIdnlt57tj0i3jtxziqztfkg">
+      <w:hyperlink w:history="1" r:id="rIdz7gml7bagqy89thj3xogt">
         <w:r>
           <w:rPr>
             <w:rFonts w:ascii="Arial" w:cs="Arial" w:eastAsia="Arial" w:hAnsi="Arial"/>

--- a/data/outputs/v2/General_Science/SS2.3_Chemical_Bonding/General_Science_Chemical_Bonding_SummaryTable.docx
+++ b/data/outputs/v2/General_Science/SS2.3_Chemical_Bonding/General_Science_Chemical_Bonding_SummaryTable.docx
@@ -1848,7 +1848,7 @@
         </w:rPr>
         <w:t xml:space="preserve">© 2026 SeaVuria and ARES. This work is licensed under a </w:t>
       </w:r>
-      <w:hyperlink w:history="1" r:id="rIdxahnedipt-l6i_p1gwsy2">
+      <w:hyperlink w:history="1" r:id="rIdj3o7qldpijdqnjnwauqal">
         <w:r>
           <w:rPr>
             <w:rFonts w:ascii="Arial" w:cs="Arial" w:eastAsia="Arial" w:hAnsi="Arial"/>
@@ -1868,7 +1868,7 @@
         </w:rPr>
         <w:t xml:space="preserve"> (</w:t>
       </w:r>
-      <w:hyperlink w:history="1" r:id="rIdh8-sounrxbxvgzi4kodsr">
+      <w:hyperlink w:history="1" r:id="rIdtp2sxtbne2f4rervt47es">
         <w:r>
           <w:rPr>
             <w:rFonts w:ascii="Arial" w:cs="Arial" w:eastAsia="Arial" w:hAnsi="Arial"/>
@@ -1888,7 +1888,7 @@
         </w:rPr>
         <w:t xml:space="preserve">). To view a copy of this license, visit </w:t>
       </w:r>
-      <w:hyperlink w:history="1" r:id="rIdz7gml7bagqy89thj3xogt">
+      <w:hyperlink w:history="1" r:id="rIduewfvt9ngrroxd-vlhn0h">
         <w:r>
           <w:rPr>
             <w:rFonts w:ascii="Arial" w:cs="Arial" w:eastAsia="Arial" w:hAnsi="Arial"/>
